--- a/data/ai_paras/AI_para_121.docx
+++ b/data/ai_paras/AI_para_121.docx
@@ -4,7 +4,7 @@
   <w:body>
     <w:p>
       <w:r>
-        <w:t>Cross-cultural communication has become increasingly vital in today's interconnected global society. As cultures worldwide interact more frequently, understanding and effectively engaging in communication across diverse cultural boundaries is essential. This form of communication is not merely about exchanging information but involves navigating and respecting cultural nuances that shape interactions and relationships. The ability to communicate across cultures fosters greater mutual understanding and collaboration, which are paramount in addressing global challenges and enhancing international cooperation. Consequently, exploring the benefits and challenges associated with cross-cultural communication provides valuable insights into how individuals and organizations can thrive in a multicultural environment.</w:t>
+        <w:t>Cross-cultural communication often encounters significant challenges, primarily due to language barriers and cultural misunderstandings. Language barriers can impede effective communication, as differing linguistic structures and vocabularies may lead to misinterpretations and confusion, which are common obstacles in international business settings (Ref-f917972). Cultural misunderstandings arise when individuals interpret behaviors and expressions through the lens of their own cultural norms, potentially leading to conflicts and misjudgments (Ref-f917972). To mitigate these issues, implementing language training programs and promoting cultural awareness are effective strategies. Such initiatives enable individuals to develop a deeper appreciation of diverse cultural contexts and enhance their ability to communicate more effectively across cultural boundaries (Ref-f917972).</w:t>
       </w:r>
     </w:p>
     <w:sectPr>
